--- a/New_Outputs/Publication_Table3_Regression_SOWS_HT4_HT6.docx
+++ b/New_Outputs/Publication_Table3_Regression_SOWS_HT4_HT6.docx
@@ -207,7 +207,7 @@
                 <w:rFonts w:ascii="Calibri" w:hAnsi="Calibri"/>
                 <w:sz w:val="20"/>
               </w:rPr>
-              <w:t xml:space="default">ROE + 5-HT4 + 5-HT6</w:t>
+              <w:t xml:space="default">M3 ROE + 5-HT4 + 5-HT6</w:t>
             </w:r>
             <w:r>
               <w:rPr>
@@ -237,7 +237,7 @@
                 <w:rFonts w:ascii="Calibri" w:hAnsi="Calibri"/>
                 <w:sz w:val="20"/>
               </w:rPr>
-              <w:t xml:space="default">+ 5-HT4 x 5-HT6</w:t>
+              <w:t xml:space="default">M4 + ROE x 5-HT4 + ROE x 5-HT6</w:t>
             </w:r>
           </w:p>
         </w:tc>
@@ -258,7 +258,7 @@
                 <w:rFonts w:ascii="Calibri" w:hAnsi="Calibri"/>
                 <w:sz w:val="20"/>
               </w:rPr>
-              <w:t xml:space="default">+ Sex, MQS, DOU</w:t>
+              <w:t xml:space="default">M5 + Sex, log MME, MQS non-opioid</w:t>
             </w:r>
           </w:p>
         </w:tc>
@@ -279,7 +279,7 @@
                 <w:rFonts w:ascii="Calibri" w:hAnsi="Calibri"/>
                 <w:sz w:val="20"/>
               </w:rPr>
-              <w:t xml:space="default">ROE + 5-HT4 + 5-HT6</w:t>
+              <w:t xml:space="default">M3 ROE + 5-HT4 + 5-HT6</w:t>
             </w:r>
           </w:p>
         </w:tc>
@@ -300,7 +300,7 @@
                 <w:rFonts w:ascii="Calibri" w:hAnsi="Calibri"/>
                 <w:sz w:val="20"/>
               </w:rPr>
-              <w:t xml:space="default">+ 5-HT4 x 5-HT6</w:t>
+              <w:t xml:space="default">M4 + ROE x 5-HT4 + ROE x 5-HT6</w:t>
             </w:r>
           </w:p>
         </w:tc>
@@ -322,7 +322,7 @@
                 <w:rFonts w:ascii="Calibri" w:hAnsi="Calibri"/>
                 <w:sz w:val="20"/>
               </w:rPr>
-              <w:t xml:space="default">+ Sex, MQS, DOU</w:t>
+              <w:t xml:space="default">M5 + Sex, log MME, MQS non-opioid</w:t>
             </w:r>
           </w:p>
         </w:tc>
@@ -399,31 +399,31 @@
                 <w:rFonts w:ascii="Calibri" w:hAnsi="Calibri"/>
                 <w:sz w:val="20"/>
               </w:rPr>
-              <w:t xml:space="default">12.584</w:t>
-            </w:r>
-          </w:p>
-        </w:tc>
-        <w:tc>
-          <w:tcPr>
-            <w:tcBorders>
-              <w:top w:val="single" w:space="0" w:color="TRANSPARENT"/>
-              <w:bottom w:val="single" w:space="0" w:color="TRANSPARENT"/>
-              <w:start w:val="single" w:space="0" w:color="TRANSPARENT"/>
-              <w:end w:val="single" w:space="0" w:color="TRANSPARENT"/>
-            </w:tcBorders>
-          </w:tcPr>
-          <w:p>
-            <w:pPr>
-              <w:spacing w:before="0" w:after="60"/>
-              <w:keepNext/>
-              <w:jc w:val="center"/>
-            </w:pPr>
-            <w:r>
-              <w:rPr>
-                <w:rFonts w:ascii="Calibri" w:hAnsi="Calibri"/>
-                <w:sz w:val="20"/>
-              </w:rPr>
-              <w:t xml:space="default">13.410</w:t>
+              <w:t xml:space="default">-1.482</w:t>
+            </w:r>
+          </w:p>
+        </w:tc>
+        <w:tc>
+          <w:tcPr>
+            <w:tcBorders>
+              <w:top w:val="single" w:space="0" w:color="TRANSPARENT"/>
+              <w:bottom w:val="single" w:space="0" w:color="TRANSPARENT"/>
+              <w:start w:val="single" w:space="0" w:color="TRANSPARENT"/>
+              <w:end w:val="single" w:space="0" w:color="TRANSPARENT"/>
+            </w:tcBorders>
+          </w:tcPr>
+          <w:p>
+            <w:pPr>
+              <w:spacing w:before="0" w:after="60"/>
+              <w:keepNext/>
+              <w:jc w:val="center"/>
+            </w:pPr>
+            <w:r>
+              <w:rPr>
+                <w:rFonts w:ascii="Calibri" w:hAnsi="Calibri"/>
+                <w:sz w:val="20"/>
+              </w:rPr>
+              <w:t xml:space="default">-21.591</w:t>
             </w:r>
           </w:p>
         </w:tc>
@@ -471,31 +471,31 @@
                 <w:rFonts w:ascii="Calibri" w:hAnsi="Calibri"/>
                 <w:sz w:val="20"/>
               </w:rPr>
-              <w:t xml:space="default">-8.269</w:t>
-            </w:r>
-          </w:p>
-        </w:tc>
-        <w:tc>
-          <w:tcPr>
-            <w:tcBorders>
-              <w:top w:val="single" w:space="0" w:color="TRANSPARENT"/>
-              <w:bottom w:val="single" w:space="0" w:color="TRANSPARENT"/>
-              <w:start w:val="single" w:space="0" w:color="TRANSPARENT"/>
-              <w:end w:val="single" w:space="0" w:color="TRANSPARENT"/>
-            </w:tcBorders>
-          </w:tcPr>
-          <w:p>
-            <w:pPr>
-              <w:spacing w:before="0" w:after="60"/>
-              <w:keepNext/>
-              <w:jc w:val="center"/>
-            </w:pPr>
-            <w:r>
-              <w:rPr>
-                <w:rFonts w:ascii="Calibri" w:hAnsi="Calibri"/>
-                <w:sz w:val="20"/>
-              </w:rPr>
-              <w:t xml:space="default">-7.530</w:t>
+              <w:t xml:space="default">19.922</w:t>
+            </w:r>
+          </w:p>
+        </w:tc>
+        <w:tc>
+          <w:tcPr>
+            <w:tcBorders>
+              <w:top w:val="single" w:space="0" w:color="TRANSPARENT"/>
+              <w:bottom w:val="single" w:space="0" w:color="TRANSPARENT"/>
+              <w:start w:val="single" w:space="0" w:color="TRANSPARENT"/>
+              <w:end w:val="single" w:space="0" w:color="TRANSPARENT"/>
+            </w:tcBorders>
+          </w:tcPr>
+          <w:p>
+            <w:pPr>
+              <w:spacing w:before="0" w:after="60"/>
+              <w:keepNext/>
+              <w:jc w:val="center"/>
+            </w:pPr>
+            <w:r>
+              <w:rPr>
+                <w:rFonts w:ascii="Calibri" w:hAnsi="Calibri"/>
+                <w:sz w:val="20"/>
+              </w:rPr>
+              <w:t xml:space="default">58.272</w:t>
             </w:r>
           </w:p>
         </w:tc>
@@ -572,31 +572,31 @@
                 <w:rFonts w:ascii="Calibri" w:hAnsi="Calibri"/>
                 <w:sz w:val="20"/>
               </w:rPr>
-              <w:t xml:space="default">0.102</w:t>
-            </w:r>
-          </w:p>
-        </w:tc>
-        <w:tc>
-          <w:tcPr>
-            <w:tcBorders>
-              <w:top w:val="single" w:space="0" w:color="TRANSPARENT"/>
-              <w:bottom w:val="single" w:space="0" w:color="TRANSPARENT"/>
-              <w:start w:val="single" w:space="0" w:color="TRANSPARENT"/>
-              <w:end w:val="single" w:space="0" w:color="TRANSPARENT"/>
-            </w:tcBorders>
-          </w:tcPr>
-          <w:p>
-            <w:pPr>
-              <w:spacing w:before="0" w:after="60"/>
-              <w:keepNext/>
-              <w:jc w:val="center"/>
-            </w:pPr>
-            <w:r>
-              <w:rPr>
-                <w:rFonts w:ascii="Calibri" w:hAnsi="Calibri"/>
-                <w:sz w:val="20"/>
-              </w:rPr>
-              <w:t xml:space="default">-0.991</w:t>
+              <w:t xml:space="default">-5.052</w:t>
+            </w:r>
+          </w:p>
+        </w:tc>
+        <w:tc>
+          <w:tcPr>
+            <w:tcBorders>
+              <w:top w:val="single" w:space="0" w:color="TRANSPARENT"/>
+              <w:bottom w:val="single" w:space="0" w:color="TRANSPARENT"/>
+              <w:start w:val="single" w:space="0" w:color="TRANSPARENT"/>
+              <w:end w:val="single" w:space="0" w:color="TRANSPARENT"/>
+            </w:tcBorders>
+          </w:tcPr>
+          <w:p>
+            <w:pPr>
+              <w:spacing w:before="0" w:after="60"/>
+              <w:keepNext/>
+              <w:jc w:val="center"/>
+            </w:pPr>
+            <w:r>
+              <w:rPr>
+                <w:rFonts w:ascii="Calibri" w:hAnsi="Calibri"/>
+                <w:sz w:val="20"/>
+              </w:rPr>
+              <w:t xml:space="default">-8.497*</w:t>
             </w:r>
           </w:p>
         </w:tc>
@@ -644,31 +644,31 @@
                 <w:rFonts w:ascii="Calibri" w:hAnsi="Calibri"/>
                 <w:sz w:val="20"/>
               </w:rPr>
-              <w:t xml:space="default">-5.307</w:t>
-            </w:r>
-          </w:p>
-        </w:tc>
-        <w:tc>
-          <w:tcPr>
-            <w:tcBorders>
-              <w:top w:val="single" w:space="0" w:color="TRANSPARENT"/>
-              <w:bottom w:val="single" w:space="0" w:color="TRANSPARENT"/>
-              <w:start w:val="single" w:space="0" w:color="TRANSPARENT"/>
-              <w:end w:val="single" w:space="0" w:color="TRANSPARENT"/>
-            </w:tcBorders>
-          </w:tcPr>
-          <w:p>
-            <w:pPr>
-              <w:spacing w:before="0" w:after="60"/>
-              <w:keepNext/>
-              <w:jc w:val="center"/>
-            </w:pPr>
-            <w:r>
-              <w:rPr>
-                <w:rFonts w:ascii="Calibri" w:hAnsi="Calibri"/>
-                <w:sz w:val="20"/>
-              </w:rPr>
-              <w:t xml:space="default">-5.336</w:t>
+              <w:t xml:space="default">1.841</w:t>
+            </w:r>
+          </w:p>
+        </w:tc>
+        <w:tc>
+          <w:tcPr>
+            <w:tcBorders>
+              <w:top w:val="single" w:space="0" w:color="TRANSPARENT"/>
+              <w:bottom w:val="single" w:space="0" w:color="TRANSPARENT"/>
+              <w:start w:val="single" w:space="0" w:color="TRANSPARENT"/>
+              <w:end w:val="single" w:space="0" w:color="TRANSPARENT"/>
+            </w:tcBorders>
+          </w:tcPr>
+          <w:p>
+            <w:pPr>
+              <w:spacing w:before="0" w:after="60"/>
+              <w:keepNext/>
+              <w:jc w:val="center"/>
+            </w:pPr>
+            <w:r>
+              <w:rPr>
+                <w:rFonts w:ascii="Calibri" w:hAnsi="Calibri"/>
+                <w:sz w:val="20"/>
+              </w:rPr>
+              <w:t xml:space="default">11.451</w:t>
             </w:r>
           </w:p>
         </w:tc>
@@ -745,31 +745,31 @@
                 <w:rFonts w:ascii="Calibri" w:hAnsi="Calibri"/>
                 <w:sz w:val="20"/>
               </w:rPr>
-              <w:t xml:space="default">11.466*</w:t>
-            </w:r>
-          </w:p>
-        </w:tc>
-        <w:tc>
-          <w:tcPr>
-            <w:tcBorders>
-              <w:top w:val="single" w:space="0" w:color="TRANSPARENT"/>
-              <w:bottom w:val="single" w:space="0" w:color="TRANSPARENT"/>
-              <w:start w:val="single" w:space="0" w:color="TRANSPARENT"/>
-              <w:end w:val="single" w:space="0" w:color="TRANSPARENT"/>
-            </w:tcBorders>
-          </w:tcPr>
-          <w:p>
-            <w:pPr>
-              <w:spacing w:before="0" w:after="60"/>
-              <w:keepNext/>
-              <w:jc w:val="center"/>
-            </w:pPr>
-            <w:r>
-              <w:rPr>
-                <w:rFonts w:ascii="Calibri" w:hAnsi="Calibri"/>
-                <w:sz w:val="20"/>
-              </w:rPr>
-              <w:t xml:space="default">6.913</w:t>
+              <w:t xml:space="default">-4.924</w:t>
+            </w:r>
+          </w:p>
+        </w:tc>
+        <w:tc>
+          <w:tcPr>
+            <w:tcBorders>
+              <w:top w:val="single" w:space="0" w:color="TRANSPARENT"/>
+              <w:bottom w:val="single" w:space="0" w:color="TRANSPARENT"/>
+              <w:start w:val="single" w:space="0" w:color="TRANSPARENT"/>
+              <w:end w:val="single" w:space="0" w:color="TRANSPARENT"/>
+            </w:tcBorders>
+          </w:tcPr>
+          <w:p>
+            <w:pPr>
+              <w:spacing w:before="0" w:after="60"/>
+              <w:keepNext/>
+              <w:jc w:val="center"/>
+            </w:pPr>
+            <w:r>
+              <w:rPr>
+                <w:rFonts w:ascii="Calibri" w:hAnsi="Calibri"/>
+                <w:sz w:val="20"/>
+              </w:rPr>
+              <w:t xml:space="default">-9.222</w:t>
             </w:r>
           </w:p>
         </w:tc>
@@ -817,31 +817,31 @@
                 <w:rFonts w:ascii="Calibri" w:hAnsi="Calibri"/>
                 <w:sz w:val="20"/>
               </w:rPr>
-              <w:t xml:space="default">-9.099</w:t>
-            </w:r>
-          </w:p>
-        </w:tc>
-        <w:tc>
-          <w:tcPr>
-            <w:tcBorders>
-              <w:top w:val="single" w:space="0" w:color="TRANSPARENT"/>
-              <w:bottom w:val="single" w:space="0" w:color="TRANSPARENT"/>
-              <w:start w:val="single" w:space="0" w:color="TRANSPARENT"/>
-              <w:end w:val="single" w:space="0" w:color="TRANSPARENT"/>
-            </w:tcBorders>
-          </w:tcPr>
-          <w:p>
-            <w:pPr>
-              <w:spacing w:before="0" w:after="60"/>
-              <w:keepNext/>
-              <w:jc w:val="center"/>
-            </w:pPr>
-            <w:r>
-              <w:rPr>
-                <w:rFonts w:ascii="Calibri" w:hAnsi="Calibri"/>
-                <w:sz w:val="20"/>
-              </w:rPr>
-              <w:t xml:space="default">-7.113</w:t>
+              <w:t xml:space="default">-109.583</w:t>
+            </w:r>
+          </w:p>
+        </w:tc>
+        <w:tc>
+          <w:tcPr>
+            <w:tcBorders>
+              <w:top w:val="single" w:space="0" w:color="TRANSPARENT"/>
+              <w:bottom w:val="single" w:space="0" w:color="TRANSPARENT"/>
+              <w:start w:val="single" w:space="0" w:color="TRANSPARENT"/>
+              <w:end w:val="single" w:space="0" w:color="TRANSPARENT"/>
+            </w:tcBorders>
+          </w:tcPr>
+          <w:p>
+            <w:pPr>
+              <w:spacing w:before="0" w:after="60"/>
+              <w:keepNext/>
+              <w:jc w:val="center"/>
+            </w:pPr>
+            <w:r>
+              <w:rPr>
+                <w:rFonts w:ascii="Calibri" w:hAnsi="Calibri"/>
+                <w:sz w:val="20"/>
+              </w:rPr>
+              <w:t xml:space="default">-112.214</w:t>
             </w:r>
           </w:p>
         </w:tc>
@@ -918,31 +918,31 @@
                 <w:rFonts w:ascii="Calibri" w:hAnsi="Calibri"/>
                 <w:sz w:val="20"/>
               </w:rPr>
-              <w:t xml:space="default">19.012**</w:t>
-            </w:r>
-          </w:p>
-        </w:tc>
-        <w:tc>
-          <w:tcPr>
-            <w:tcBorders>
-              <w:top w:val="single" w:space="0" w:color="TRANSPARENT"/>
-              <w:bottom w:val="single" w:space="0" w:color="TRANSPARENT"/>
-              <w:start w:val="single" w:space="0" w:color="TRANSPARENT"/>
-              <w:end w:val="single" w:space="0" w:color="TRANSPARENT"/>
-            </w:tcBorders>
-          </w:tcPr>
-          <w:p>
-            <w:pPr>
-              <w:spacing w:before="0" w:after="60"/>
-              <w:keepNext/>
-              <w:jc w:val="center"/>
-            </w:pPr>
-            <w:r>
-              <w:rPr>
-                <w:rFonts w:ascii="Calibri" w:hAnsi="Calibri"/>
-                <w:sz w:val="20"/>
-              </w:rPr>
-              <w:t xml:space="default">12.573</w:t>
+              <w:t xml:space="default">-100.061**</w:t>
+            </w:r>
+          </w:p>
+        </w:tc>
+        <w:tc>
+          <w:tcPr>
+            <w:tcBorders>
+              <w:top w:val="single" w:space="0" w:color="TRANSPARENT"/>
+              <w:bottom w:val="single" w:space="0" w:color="TRANSPARENT"/>
+              <w:start w:val="single" w:space="0" w:color="TRANSPARENT"/>
+              <w:end w:val="single" w:space="0" w:color="TRANSPARENT"/>
+            </w:tcBorders>
+          </w:tcPr>
+          <w:p>
+            <w:pPr>
+              <w:spacing w:before="0" w:after="60"/>
+              <w:keepNext/>
+              <w:jc w:val="center"/>
+            </w:pPr>
+            <w:r>
+              <w:rPr>
+                <w:rFonts w:ascii="Calibri" w:hAnsi="Calibri"/>
+                <w:sz w:val="20"/>
+              </w:rPr>
+              <w:t xml:space="default">-105.067**</w:t>
             </w:r>
           </w:p>
         </w:tc>
@@ -990,31 +990,31 @@
                 <w:rFonts w:ascii="Calibri" w:hAnsi="Calibri"/>
                 <w:sz w:val="20"/>
               </w:rPr>
-              <w:t xml:space="default">15.055*</w:t>
-            </w:r>
-          </w:p>
-        </w:tc>
-        <w:tc>
-          <w:tcPr>
-            <w:tcBorders>
-              <w:top w:val="single" w:space="0" w:color="TRANSPARENT"/>
-              <w:bottom w:val="single" w:space="0" w:color="TRANSPARENT"/>
-              <w:start w:val="single" w:space="0" w:color="TRANSPARENT"/>
-              <w:end w:val="single" w:space="0" w:color="TRANSPARENT"/>
-            </w:tcBorders>
-          </w:tcPr>
-          <w:p>
-            <w:pPr>
-              <w:spacing w:before="0" w:after="60"/>
-              <w:keepNext/>
-              <w:jc w:val="center"/>
-            </w:pPr>
-            <w:r>
-              <w:rPr>
-                <w:rFonts w:ascii="Calibri" w:hAnsi="Calibri"/>
-                <w:sz w:val="20"/>
-              </w:rPr>
-              <w:t xml:space="default">13.086*</w:t>
+              <w:t xml:space="default">85.570</w:t>
+            </w:r>
+          </w:p>
+        </w:tc>
+        <w:tc>
+          <w:tcPr>
+            <w:tcBorders>
+              <w:top w:val="single" w:space="0" w:color="TRANSPARENT"/>
+              <w:bottom w:val="single" w:space="0" w:color="TRANSPARENT"/>
+              <w:start w:val="single" w:space="0" w:color="TRANSPARENT"/>
+              <w:end w:val="single" w:space="0" w:color="TRANSPARENT"/>
+            </w:tcBorders>
+          </w:tcPr>
+          <w:p>
+            <w:pPr>
+              <w:spacing w:before="0" w:after="60"/>
+              <w:keepNext/>
+              <w:jc w:val="center"/>
+            </w:pPr>
+            <w:r>
+              <w:rPr>
+                <w:rFonts w:ascii="Calibri" w:hAnsi="Calibri"/>
+                <w:sz w:val="20"/>
+              </w:rPr>
+              <w:t xml:space="default">209.565</w:t>
             </w:r>
           </w:p>
         </w:tc>
@@ -1043,7 +1043,7 @@
                 <w:rFonts w:ascii="Calibri" w:hAnsi="Calibri"/>
                 <w:sz w:val="20"/>
               </w:rPr>
-              <w:t xml:space="default">5-HT4 x 5-HT6</w:t>
+              <w:t xml:space="default">5-HT4 x log10 ROE</w:t>
             </w:r>
           </w:p>
         </w:tc>
@@ -1091,7 +1091,31 @@
                 <w:rFonts w:ascii="Calibri" w:hAnsi="Calibri"/>
                 <w:sz w:val="20"/>
               </w:rPr>
-              <w:t xml:space="default">38.438*</w:t>
+              <w:t xml:space="default">-4.914</w:t>
+            </w:r>
+          </w:p>
+        </w:tc>
+        <w:tc>
+          <w:tcPr>
+            <w:tcBorders>
+              <w:top w:val="single" w:space="0" w:color="TRANSPARENT"/>
+              <w:bottom w:val="single" w:space="0" w:color="TRANSPARENT"/>
+              <w:start w:val="single" w:space="0" w:color="TRANSPARENT"/>
+              <w:end w:val="single" w:space="0" w:color="TRANSPARENT"/>
+            </w:tcBorders>
+          </w:tcPr>
+          <w:p>
+            <w:pPr>
+              <w:spacing w:before="0" w:after="60"/>
+              <w:keepNext/>
+              <w:jc w:val="center"/>
+            </w:pPr>
+            <w:r>
+              <w:rPr>
+                <w:rFonts w:ascii="Calibri" w:hAnsi="Calibri"/>
+                <w:sz w:val="20"/>
+              </w:rPr>
+              <w:t xml:space="default">-5.739</w:t>
             </w:r>
           </w:p>
         </w:tc>
@@ -1139,55 +1163,31 @@
                 <w:rFonts w:ascii="Calibri" w:hAnsi="Calibri"/>
                 <w:sz w:val="20"/>
               </w:rPr>
-              <w:t xml:space="default">--</w:t>
-            </w:r>
-          </w:p>
-        </w:tc>
-        <w:tc>
-          <w:tcPr>
-            <w:tcBorders>
-              <w:top w:val="single" w:space="0" w:color="TRANSPARENT"/>
-              <w:bottom w:val="single" w:space="0" w:color="TRANSPARENT"/>
-              <w:start w:val="single" w:space="0" w:color="TRANSPARENT"/>
-              <w:end w:val="single" w:space="0" w:color="TRANSPARENT"/>
-            </w:tcBorders>
-          </w:tcPr>
-          <w:p>
-            <w:pPr>
-              <w:spacing w:before="0" w:after="60"/>
-              <w:keepNext/>
-              <w:jc w:val="center"/>
-            </w:pPr>
-            <w:r>
-              <w:rPr>
-                <w:rFonts w:ascii="Calibri" w:hAnsi="Calibri"/>
-                <w:sz w:val="20"/>
-              </w:rPr>
-              <w:t xml:space="default">-11.345</w:t>
-            </w:r>
-          </w:p>
-        </w:tc>
-        <w:tc>
-          <w:tcPr>
-            <w:tcBorders>
-              <w:top w:val="single" w:space="0" w:color="TRANSPARENT"/>
-              <w:bottom w:val="single" w:space="0" w:color="TRANSPARENT"/>
-              <w:start w:val="single" w:space="0" w:color="TRANSPARENT"/>
-              <w:end w:val="single" w:space="0" w:color="TRANSPARENT"/>
-            </w:tcBorders>
-          </w:tcPr>
-          <w:p>
-            <w:pPr>
-              <w:spacing w:before="0" w:after="60"/>
-              <w:keepNext/>
-              <w:jc w:val="center"/>
-            </w:pPr>
-            <w:r>
-              <w:rPr>
-                <w:rFonts w:ascii="Calibri" w:hAnsi="Calibri"/>
-                <w:sz w:val="20"/>
-              </w:rPr>
-              <w:t xml:space="default">--</w:t>
+              <w:t xml:space="default">-25.742</w:t>
+            </w:r>
+          </w:p>
+        </w:tc>
+        <w:tc>
+          <w:tcPr>
+            <w:tcBorders>
+              <w:top w:val="single" w:space="0" w:color="TRANSPARENT"/>
+              <w:bottom w:val="single" w:space="0" w:color="TRANSPARENT"/>
+              <w:start w:val="single" w:space="0" w:color="TRANSPARENT"/>
+              <w:end w:val="single" w:space="0" w:color="TRANSPARENT"/>
+            </w:tcBorders>
+          </w:tcPr>
+          <w:p>
+            <w:pPr>
+              <w:spacing w:before="0" w:after="60"/>
+              <w:keepNext/>
+              <w:jc w:val="center"/>
+            </w:pPr>
+            <w:r>
+              <w:rPr>
+                <w:rFonts w:ascii="Calibri" w:hAnsi="Calibri"/>
+                <w:sz w:val="20"/>
+              </w:rPr>
+              <w:t xml:space="default">-26.028</w:t>
             </w:r>
           </w:p>
         </w:tc>
@@ -1216,7 +1216,7 @@
                 <w:rFonts w:ascii="Calibri" w:hAnsi="Calibri"/>
                 <w:sz w:val="20"/>
               </w:rPr>
-              <w:t xml:space="default">Sex (female = 1)</w:t>
+              <w:t xml:space="default">5-HT6 x log10 ROE</w:t>
             </w:r>
           </w:p>
         </w:tc>
@@ -1264,6 +1264,54 @@
                 <w:rFonts w:ascii="Calibri" w:hAnsi="Calibri"/>
                 <w:sz w:val="20"/>
               </w:rPr>
+              <w:t xml:space="default">-38.608**</w:t>
+            </w:r>
+          </w:p>
+        </w:tc>
+        <w:tc>
+          <w:tcPr>
+            <w:tcBorders>
+              <w:top w:val="single" w:space="0" w:color="TRANSPARENT"/>
+              <w:bottom w:val="single" w:space="0" w:color="TRANSPARENT"/>
+              <w:start w:val="single" w:space="0" w:color="TRANSPARENT"/>
+              <w:end w:val="single" w:space="0" w:color="TRANSPARENT"/>
+            </w:tcBorders>
+          </w:tcPr>
+          <w:p>
+            <w:pPr>
+              <w:spacing w:before="0" w:after="60"/>
+              <w:keepNext/>
+              <w:jc w:val="center"/>
+            </w:pPr>
+            <w:r>
+              <w:rPr>
+                <w:rFonts w:ascii="Calibri" w:hAnsi="Calibri"/>
+                <w:sz w:val="20"/>
+              </w:rPr>
+              <w:t xml:space="default">-38.120**</w:t>
+            </w:r>
+          </w:p>
+        </w:tc>
+        <w:tc>
+          <w:tcPr>
+            <w:tcBorders>
+              <w:top w:val="single" w:space="0" w:color="TRANSPARENT"/>
+              <w:bottom w:val="single" w:space="0" w:color="TRANSPARENT"/>
+              <w:start w:val="single" w:space="0" w:color="TRANSPARENT"/>
+              <w:end w:val="single" w:space="0" w:color="TRANSPARENT"/>
+            </w:tcBorders>
+          </w:tcPr>
+          <w:p>
+            <w:pPr>
+              <w:spacing w:before="0" w:after="60"/>
+              <w:keepNext/>
+              <w:jc w:val="center"/>
+            </w:pPr>
+            <w:r>
+              <w:rPr>
+                <w:rFonts w:ascii="Calibri" w:hAnsi="Calibri"/>
+                <w:sz w:val="20"/>
+              </w:rPr>
               <w:t xml:space="default">--</w:t>
             </w:r>
           </w:p>
@@ -1288,79 +1336,31 @@
                 <w:rFonts w:ascii="Calibri" w:hAnsi="Calibri"/>
                 <w:sz w:val="20"/>
               </w:rPr>
-              <w:t xml:space="default">-7.394</w:t>
-            </w:r>
-          </w:p>
-        </w:tc>
-        <w:tc>
-          <w:tcPr>
-            <w:tcBorders>
-              <w:top w:val="single" w:space="0" w:color="TRANSPARENT"/>
-              <w:bottom w:val="single" w:space="0" w:color="TRANSPARENT"/>
-              <w:start w:val="single" w:space="0" w:color="TRANSPARENT"/>
-              <w:end w:val="single" w:space="0" w:color="TRANSPARENT"/>
-            </w:tcBorders>
-          </w:tcPr>
-          <w:p>
-            <w:pPr>
-              <w:spacing w:before="0" w:after="60"/>
-              <w:keepNext/>
-              <w:jc w:val="center"/>
-            </w:pPr>
-            <w:r>
-              <w:rPr>
-                <w:rFonts w:ascii="Calibri" w:hAnsi="Calibri"/>
-                <w:sz w:val="20"/>
-              </w:rPr>
-              <w:t xml:space="default">--</w:t>
-            </w:r>
-          </w:p>
-        </w:tc>
-        <w:tc>
-          <w:tcPr>
-            <w:tcBorders>
-              <w:top w:val="single" w:space="0" w:color="TRANSPARENT"/>
-              <w:bottom w:val="single" w:space="0" w:color="TRANSPARENT"/>
-              <w:start w:val="single" w:space="0" w:color="TRANSPARENT"/>
-              <w:end w:val="single" w:space="0" w:color="TRANSPARENT"/>
-            </w:tcBorders>
-          </w:tcPr>
-          <w:p>
-            <w:pPr>
-              <w:spacing w:before="0" w:after="60"/>
-              <w:keepNext/>
-              <w:jc w:val="center"/>
-            </w:pPr>
-            <w:r>
-              <w:rPr>
-                <w:rFonts w:ascii="Calibri" w:hAnsi="Calibri"/>
-                <w:sz w:val="20"/>
-              </w:rPr>
-              <w:t xml:space="default">--</w:t>
-            </w:r>
-          </w:p>
-        </w:tc>
-        <w:tc>
-          <w:tcPr>
-            <w:tcBorders>
-              <w:top w:val="single" w:space="0" w:color="TRANSPARENT"/>
-              <w:bottom w:val="single" w:space="0" w:color="TRANSPARENT"/>
-              <w:start w:val="single" w:space="0" w:color="TRANSPARENT"/>
-              <w:end w:val="single" w:space="0" w:color="TRANSPARENT"/>
-            </w:tcBorders>
-          </w:tcPr>
-          <w:p>
-            <w:pPr>
-              <w:spacing w:before="0" w:after="60"/>
-              <w:keepNext/>
-              <w:jc w:val="center"/>
-            </w:pPr>
-            <w:r>
-              <w:rPr>
-                <w:rFonts w:ascii="Calibri" w:hAnsi="Calibri"/>
-                <w:sz w:val="20"/>
-              </w:rPr>
-              <w:t xml:space="default">-2.749</w:t>
+              <w:t xml:space="default">17.639</w:t>
+            </w:r>
+          </w:p>
+        </w:tc>
+        <w:tc>
+          <w:tcPr>
+            <w:tcBorders>
+              <w:top w:val="single" w:space="0" w:color="TRANSPARENT"/>
+              <w:bottom w:val="single" w:space="0" w:color="TRANSPARENT"/>
+              <w:start w:val="single" w:space="0" w:color="TRANSPARENT"/>
+              <w:end w:val="single" w:space="0" w:color="TRANSPARENT"/>
+            </w:tcBorders>
+          </w:tcPr>
+          <w:p>
+            <w:pPr>
+              <w:spacing w:before="0" w:after="60"/>
+              <w:keepNext/>
+              <w:jc w:val="center"/>
+            </w:pPr>
+            <w:r>
+              <w:rPr>
+                <w:rFonts w:ascii="Calibri" w:hAnsi="Calibri"/>
+                <w:sz w:val="20"/>
+              </w:rPr>
+              <w:t xml:space="default">46.561</w:t>
             </w:r>
           </w:p>
         </w:tc>
@@ -1389,7 +1389,7 @@
                 <w:rFonts w:ascii="Calibri" w:hAnsi="Calibri"/>
                 <w:sz w:val="20"/>
               </w:rPr>
-              <w:t xml:space="default">MQS non-opioid</w:t>
+              <w:t xml:space="default">Sex (female = 1)</w:t>
             </w:r>
           </w:p>
         </w:tc>
@@ -1461,7 +1461,7 @@
                 <w:rFonts w:ascii="Calibri" w:hAnsi="Calibri"/>
                 <w:sz w:val="20"/>
               </w:rPr>
-              <w:t xml:space="default">0.081</w:t>
+              <w:t xml:space="default">-1.489</w:t>
             </w:r>
           </w:p>
         </w:tc>
@@ -1533,7 +1533,7 @@
                 <w:rFonts w:ascii="Calibri" w:hAnsi="Calibri"/>
                 <w:sz w:val="20"/>
               </w:rPr>
-              <w:t xml:space="default">0.074</w:t>
+              <w:t xml:space="default">-2.037</w:t>
             </w:r>
           </w:p>
         </w:tc>
@@ -1562,7 +1562,7 @@
                 <w:rFonts w:ascii="Calibri" w:hAnsi="Calibri"/>
                 <w:sz w:val="20"/>
               </w:rPr>
-              <w:t xml:space="default">Duration of opioid use (yr)</w:t>
+              <w:t xml:space="default">log10 MME</w:t>
             </w:r>
           </w:p>
         </w:tc>
@@ -1634,7 +1634,7 @@
                 <w:rFonts w:ascii="Calibri" w:hAnsi="Calibri"/>
                 <w:sz w:val="20"/>
               </w:rPr>
-              <w:t xml:space="default">-0.127</w:t>
+              <w:t xml:space="default">4.825</w:t>
             </w:r>
           </w:p>
         </w:tc>
@@ -1706,7 +1706,7 @@
                 <w:rFonts w:ascii="Calibri" w:hAnsi="Calibri"/>
                 <w:sz w:val="20"/>
               </w:rPr>
-              <w:t xml:space="default">-0.158</w:t>
+              <w:t xml:space="default">1.421</w:t>
             </w:r>
           </w:p>
         </w:tc>
@@ -1734,159 +1734,152 @@
               <w:rPr>
                 <w:rFonts w:ascii="Calibri" w:hAnsi="Calibri"/>
                 <w:sz w:val="20"/>
-                <w:i/>
-              </w:rPr>
-              <w:t xml:space="default">n</w:t>
-            </w:r>
-          </w:p>
-        </w:tc>
-        <w:tc>
-          <w:tcPr>
-            <w:tcBorders>
-              <w:top w:val="single" w:space="0" w:color="TRANSPARENT"/>
-              <w:bottom w:val="single" w:space="0" w:color="TRANSPARENT"/>
-              <w:start w:val="single" w:space="0" w:color="TRANSPARENT"/>
-              <w:end w:val="single" w:space="0" w:color="TRANSPARENT"/>
-            </w:tcBorders>
-          </w:tcPr>
-          <w:p>
-            <w:pPr>
-              <w:spacing w:before="0" w:after="60"/>
-              <w:keepNext/>
-              <w:jc w:val="center"/>
-            </w:pPr>
-            <w:r>
-              <w:rPr>
-                <w:rFonts w:ascii="Calibri" w:hAnsi="Calibri"/>
-                <w:sz w:val="20"/>
-                <w:i/>
-              </w:rPr>
-              <w:t xml:space="default">19</w:t>
-            </w:r>
-          </w:p>
-        </w:tc>
-        <w:tc>
-          <w:tcPr>
-            <w:tcBorders>
-              <w:top w:val="single" w:space="0" w:color="TRANSPARENT"/>
-              <w:bottom w:val="single" w:space="0" w:color="TRANSPARENT"/>
-              <w:start w:val="single" w:space="0" w:color="TRANSPARENT"/>
-              <w:end w:val="single" w:space="0" w:color="TRANSPARENT"/>
-            </w:tcBorders>
-          </w:tcPr>
-          <w:p>
-            <w:pPr>
-              <w:spacing w:before="0" w:after="60"/>
-              <w:keepNext/>
-              <w:jc w:val="center"/>
-            </w:pPr>
-            <w:r>
-              <w:rPr>
-                <w:rFonts w:ascii="Calibri" w:hAnsi="Calibri"/>
-                <w:sz w:val="20"/>
-                <w:i/>
-              </w:rPr>
-              <w:t xml:space="default">19</w:t>
-            </w:r>
-          </w:p>
-        </w:tc>
-        <w:tc>
-          <w:tcPr>
-            <w:tcBorders>
-              <w:top w:val="single" w:space="0" w:color="TRANSPARENT"/>
-              <w:bottom w:val="single" w:space="0" w:color="TRANSPARENT"/>
-              <w:start w:val="single" w:space="0" w:color="TRANSPARENT"/>
-              <w:end w:val="single" w:space="0" w:color="TRANSPARENT"/>
-            </w:tcBorders>
-          </w:tcPr>
-          <w:p>
-            <w:pPr>
-              <w:spacing w:before="0" w:after="60"/>
-              <w:keepNext/>
-              <w:jc w:val="center"/>
-            </w:pPr>
-            <w:r>
-              <w:rPr>
-                <w:rFonts w:ascii="Calibri" w:hAnsi="Calibri"/>
-                <w:sz w:val="20"/>
-                <w:i/>
-              </w:rPr>
-              <w:t xml:space="default">19</w:t>
-            </w:r>
-          </w:p>
-        </w:tc>
-        <w:tc>
-          <w:tcPr>
-            <w:tcBorders>
-              <w:top w:val="single" w:space="0" w:color="TRANSPARENT"/>
-              <w:bottom w:val="single" w:space="0" w:color="TRANSPARENT"/>
-              <w:start w:val="single" w:space="0" w:color="TRANSPARENT"/>
-              <w:end w:val="single" w:space="0" w:color="TRANSPARENT"/>
-            </w:tcBorders>
-          </w:tcPr>
-          <w:p>
-            <w:pPr>
-              <w:spacing w:before="0" w:after="60"/>
-              <w:keepNext/>
-              <w:jc w:val="center"/>
-            </w:pPr>
-            <w:r>
-              <w:rPr>
-                <w:rFonts w:ascii="Calibri" w:hAnsi="Calibri"/>
-                <w:sz w:val="20"/>
-                <w:i/>
-              </w:rPr>
-              <w:t xml:space="default">17</w:t>
-            </w:r>
-          </w:p>
-        </w:tc>
-        <w:tc>
-          <w:tcPr>
-            <w:tcBorders>
-              <w:top w:val="single" w:space="0" w:color="TRANSPARENT"/>
-              <w:bottom w:val="single" w:space="0" w:color="TRANSPARENT"/>
-              <w:start w:val="single" w:space="0" w:color="TRANSPARENT"/>
-              <w:end w:val="single" w:space="0" w:color="TRANSPARENT"/>
-            </w:tcBorders>
-          </w:tcPr>
-          <w:p>
-            <w:pPr>
-              <w:spacing w:before="0" w:after="60"/>
-              <w:keepNext/>
-              <w:jc w:val="center"/>
-            </w:pPr>
-            <w:r>
-              <w:rPr>
-                <w:rFonts w:ascii="Calibri" w:hAnsi="Calibri"/>
-                <w:sz w:val="20"/>
-                <w:i/>
-              </w:rPr>
-              <w:t xml:space="default">17</w:t>
-            </w:r>
-          </w:p>
-        </w:tc>
-        <w:tc>
-          <w:tcPr>
-            <w:tcBorders>
-              <w:top w:val="single" w:space="0" w:color="TRANSPARENT"/>
-              <w:bottom w:val="single" w:space="0" w:color="TRANSPARENT"/>
-              <w:start w:val="single" w:space="0" w:color="TRANSPARENT"/>
-              <w:end w:val="single" w:space="0" w:color="TRANSPARENT"/>
-            </w:tcBorders>
-          </w:tcPr>
-          <w:p>
-            <w:pPr>
-              <w:spacing w:before="0" w:after="60"/>
-              <w:keepNext/>
-              <w:jc w:val="center"/>
-            </w:pPr>
-            <w:r>
-              <w:rPr>
-                <w:rFonts w:ascii="Calibri" w:hAnsi="Calibri"/>
-                <w:sz w:val="20"/>
-                <w:i/>
-              </w:rPr>
-              <w:t xml:space="default">17</w:t>
+              </w:rPr>
+              <w:t xml:space="default">MQS non-opioid</w:t>
+            </w:r>
+          </w:p>
+        </w:tc>
+        <w:tc>
+          <w:tcPr>
+            <w:tcBorders>
+              <w:top w:val="single" w:space="0" w:color="TRANSPARENT"/>
+              <w:bottom w:val="single" w:space="0" w:color="TRANSPARENT"/>
+              <w:start w:val="single" w:space="0" w:color="TRANSPARENT"/>
+              <w:end w:val="single" w:space="0" w:color="TRANSPARENT"/>
+            </w:tcBorders>
+          </w:tcPr>
+          <w:p>
+            <w:pPr>
+              <w:spacing w:before="0" w:after="60"/>
+              <w:keepNext/>
+              <w:jc w:val="center"/>
+            </w:pPr>
+            <w:r>
+              <w:rPr>
+                <w:rFonts w:ascii="Calibri" w:hAnsi="Calibri"/>
+                <w:sz w:val="20"/>
+              </w:rPr>
+              <w:t xml:space="default">--</w:t>
+            </w:r>
+          </w:p>
+        </w:tc>
+        <w:tc>
+          <w:tcPr>
+            <w:tcBorders>
+              <w:top w:val="single" w:space="0" w:color="TRANSPARENT"/>
+              <w:bottom w:val="single" w:space="0" w:color="TRANSPARENT"/>
+              <w:start w:val="single" w:space="0" w:color="TRANSPARENT"/>
+              <w:end w:val="single" w:space="0" w:color="TRANSPARENT"/>
+            </w:tcBorders>
+          </w:tcPr>
+          <w:p>
+            <w:pPr>
+              <w:spacing w:before="0" w:after="60"/>
+              <w:keepNext/>
+              <w:jc w:val="center"/>
+            </w:pPr>
+            <w:r>
+              <w:rPr>
+                <w:rFonts w:ascii="Calibri" w:hAnsi="Calibri"/>
+                <w:sz w:val="20"/>
+              </w:rPr>
+              <w:t xml:space="default">--</w:t>
+            </w:r>
+          </w:p>
+        </w:tc>
+        <w:tc>
+          <w:tcPr>
+            <w:tcBorders>
+              <w:top w:val="single" w:space="0" w:color="TRANSPARENT"/>
+              <w:bottom w:val="single" w:space="0" w:color="TRANSPARENT"/>
+              <w:start w:val="single" w:space="0" w:color="TRANSPARENT"/>
+              <w:end w:val="single" w:space="0" w:color="TRANSPARENT"/>
+            </w:tcBorders>
+          </w:tcPr>
+          <w:p>
+            <w:pPr>
+              <w:spacing w:before="0" w:after="60"/>
+              <w:keepNext/>
+              <w:jc w:val="center"/>
+            </w:pPr>
+            <w:r>
+              <w:rPr>
+                <w:rFonts w:ascii="Calibri" w:hAnsi="Calibri"/>
+                <w:sz w:val="20"/>
+              </w:rPr>
+              <w:t xml:space="default">0.257</w:t>
+            </w:r>
+          </w:p>
+        </w:tc>
+        <w:tc>
+          <w:tcPr>
+            <w:tcBorders>
+              <w:top w:val="single" w:space="0" w:color="TRANSPARENT"/>
+              <w:bottom w:val="single" w:space="0" w:color="TRANSPARENT"/>
+              <w:start w:val="single" w:space="0" w:color="TRANSPARENT"/>
+              <w:end w:val="single" w:space="0" w:color="TRANSPARENT"/>
+            </w:tcBorders>
+          </w:tcPr>
+          <w:p>
+            <w:pPr>
+              <w:spacing w:before="0" w:after="60"/>
+              <w:keepNext/>
+              <w:jc w:val="center"/>
+            </w:pPr>
+            <w:r>
+              <w:rPr>
+                <w:rFonts w:ascii="Calibri" w:hAnsi="Calibri"/>
+                <w:sz w:val="20"/>
+              </w:rPr>
+              <w:t xml:space="default">--</w:t>
+            </w:r>
+          </w:p>
+        </w:tc>
+        <w:tc>
+          <w:tcPr>
+            <w:tcBorders>
+              <w:top w:val="single" w:space="0" w:color="TRANSPARENT"/>
+              <w:bottom w:val="single" w:space="0" w:color="TRANSPARENT"/>
+              <w:start w:val="single" w:space="0" w:color="TRANSPARENT"/>
+              <w:end w:val="single" w:space="0" w:color="TRANSPARENT"/>
+            </w:tcBorders>
+          </w:tcPr>
+          <w:p>
+            <w:pPr>
+              <w:spacing w:before="0" w:after="60"/>
+              <w:keepNext/>
+              <w:jc w:val="center"/>
+            </w:pPr>
+            <w:r>
+              <w:rPr>
+                <w:rFonts w:ascii="Calibri" w:hAnsi="Calibri"/>
+                <w:sz w:val="20"/>
+              </w:rPr>
+              <w:t xml:space="default">--</w:t>
+            </w:r>
+          </w:p>
+        </w:tc>
+        <w:tc>
+          <w:tcPr>
+            <w:tcBorders>
+              <w:top w:val="single" w:space="0" w:color="TRANSPARENT"/>
+              <w:bottom w:val="single" w:space="0" w:color="TRANSPARENT"/>
+              <w:start w:val="single" w:space="0" w:color="TRANSPARENT"/>
+              <w:end w:val="single" w:space="0" w:color="TRANSPARENT"/>
+            </w:tcBorders>
+          </w:tcPr>
+          <w:p>
+            <w:pPr>
+              <w:spacing w:before="0" w:after="60"/>
+              <w:keepNext/>
+              <w:jc w:val="center"/>
+            </w:pPr>
+            <w:r>
+              <w:rPr>
+                <w:rFonts w:ascii="Calibri" w:hAnsi="Calibri"/>
+                <w:sz w:val="20"/>
+              </w:rPr>
+              <w:t xml:space="default">0.170</w:t>
             </w:r>
           </w:p>
         </w:tc>
@@ -1916,7 +1909,7 @@
                 <w:sz w:val="20"/>
                 <w:i/>
               </w:rPr>
-              <w:t xml:space="default">adj. R2</w:t>
+              <w:t xml:space="default">n</w:t>
             </w:r>
           </w:p>
         </w:tc>
@@ -1941,7 +1934,7 @@
                 <w:sz w:val="20"/>
                 <w:i/>
               </w:rPr>
-              <w:t xml:space="default">0.336</w:t>
+              <w:t xml:space="default">19</w:t>
             </w:r>
           </w:p>
         </w:tc>
@@ -1966,7 +1959,7 @@
                 <w:sz w:val="20"/>
                 <w:i/>
               </w:rPr>
-              <w:t xml:space="default">0.509</w:t>
+              <w:t xml:space="default">19</w:t>
             </w:r>
           </w:p>
         </w:tc>
@@ -1991,7 +1984,7 @@
                 <w:sz w:val="20"/>
                 <w:i/>
               </w:rPr>
-              <w:t xml:space="default">0.388</w:t>
+              <w:t xml:space="default">18</w:t>
             </w:r>
           </w:p>
         </w:tc>
@@ -2016,7 +2009,7 @@
                 <w:sz w:val="20"/>
                 <w:i/>
               </w:rPr>
-              <w:t xml:space="default">0.268</w:t>
+              <w:t xml:space="default">17</w:t>
             </w:r>
           </w:p>
         </w:tc>
@@ -2041,7 +2034,7 @@
                 <w:sz w:val="20"/>
                 <w:i/>
               </w:rPr>
-              <w:t xml:space="default">0.237</w:t>
+              <w:t xml:space="default">17</w:t>
             </w:r>
           </w:p>
         </w:tc>
@@ -2066,7 +2059,7 @@
                 <w:sz w:val="20"/>
                 <w:i/>
               </w:rPr>
-              <w:t xml:space="default">0.176</w:t>
+              <w:t xml:space="default">13</w:t>
             </w:r>
           </w:p>
         </w:tc>
@@ -2096,6 +2089,186 @@
                 <w:sz w:val="20"/>
                 <w:i/>
               </w:rPr>
+              <w:t xml:space="default">adj. R2</w:t>
+            </w:r>
+          </w:p>
+        </w:tc>
+        <w:tc>
+          <w:tcPr>
+            <w:tcBorders>
+              <w:top w:val="single" w:space="0" w:color="TRANSPARENT"/>
+              <w:bottom w:val="single" w:space="0" w:color="TRANSPARENT"/>
+              <w:start w:val="single" w:space="0" w:color="TRANSPARENT"/>
+              <w:end w:val="single" w:space="0" w:color="TRANSPARENT"/>
+            </w:tcBorders>
+          </w:tcPr>
+          <w:p>
+            <w:pPr>
+              <w:spacing w:before="0" w:after="60"/>
+              <w:keepNext/>
+              <w:jc w:val="center"/>
+            </w:pPr>
+            <w:r>
+              <w:rPr>
+                <w:rFonts w:ascii="Calibri" w:hAnsi="Calibri"/>
+                <w:sz w:val="20"/>
+                <w:i/>
+              </w:rPr>
+              <w:t xml:space="default">0.336</w:t>
+            </w:r>
+          </w:p>
+        </w:tc>
+        <w:tc>
+          <w:tcPr>
+            <w:tcBorders>
+              <w:top w:val="single" w:space="0" w:color="TRANSPARENT"/>
+              <w:bottom w:val="single" w:space="0" w:color="TRANSPARENT"/>
+              <w:start w:val="single" w:space="0" w:color="TRANSPARENT"/>
+              <w:end w:val="single" w:space="0" w:color="TRANSPARENT"/>
+            </w:tcBorders>
+          </w:tcPr>
+          <w:p>
+            <w:pPr>
+              <w:spacing w:before="0" w:after="60"/>
+              <w:keepNext/>
+              <w:jc w:val="center"/>
+            </w:pPr>
+            <w:r>
+              <w:rPr>
+                <w:rFonts w:ascii="Calibri" w:hAnsi="Calibri"/>
+                <w:sz w:val="20"/>
+                <w:i/>
+              </w:rPr>
+              <w:t xml:space="default">0.670</w:t>
+            </w:r>
+          </w:p>
+        </w:tc>
+        <w:tc>
+          <w:tcPr>
+            <w:tcBorders>
+              <w:top w:val="single" w:space="0" w:color="TRANSPARENT"/>
+              <w:bottom w:val="single" w:space="0" w:color="TRANSPARENT"/>
+              <w:start w:val="single" w:space="0" w:color="TRANSPARENT"/>
+              <w:end w:val="single" w:space="0" w:color="TRANSPARENT"/>
+            </w:tcBorders>
+          </w:tcPr>
+          <w:p>
+            <w:pPr>
+              <w:spacing w:before="0" w:after="60"/>
+              <w:keepNext/>
+              <w:jc w:val="center"/>
+            </w:pPr>
+            <w:r>
+              <w:rPr>
+                <w:rFonts w:ascii="Calibri" w:hAnsi="Calibri"/>
+                <w:sz w:val="20"/>
+                <w:i/>
+              </w:rPr>
+              <w:t xml:space="default">0.765</w:t>
+            </w:r>
+          </w:p>
+        </w:tc>
+        <w:tc>
+          <w:tcPr>
+            <w:tcBorders>
+              <w:top w:val="single" w:space="0" w:color="TRANSPARENT"/>
+              <w:bottom w:val="single" w:space="0" w:color="TRANSPARENT"/>
+              <w:start w:val="single" w:space="0" w:color="TRANSPARENT"/>
+              <w:end w:val="single" w:space="0" w:color="TRANSPARENT"/>
+            </w:tcBorders>
+          </w:tcPr>
+          <w:p>
+            <w:pPr>
+              <w:spacing w:before="0" w:after="60"/>
+              <w:keepNext/>
+              <w:jc w:val="center"/>
+            </w:pPr>
+            <w:r>
+              <w:rPr>
+                <w:rFonts w:ascii="Calibri" w:hAnsi="Calibri"/>
+                <w:sz w:val="20"/>
+                <w:i/>
+              </w:rPr>
+              <w:t xml:space="default">0.268</w:t>
+            </w:r>
+          </w:p>
+        </w:tc>
+        <w:tc>
+          <w:tcPr>
+            <w:tcBorders>
+              <w:top w:val="single" w:space="0" w:color="TRANSPARENT"/>
+              <w:bottom w:val="single" w:space="0" w:color="TRANSPARENT"/>
+              <w:start w:val="single" w:space="0" w:color="TRANSPARENT"/>
+              <w:end w:val="single" w:space="0" w:color="TRANSPARENT"/>
+            </w:tcBorders>
+          </w:tcPr>
+          <w:p>
+            <w:pPr>
+              <w:spacing w:before="0" w:after="60"/>
+              <w:keepNext/>
+              <w:jc w:val="center"/>
+            </w:pPr>
+            <w:r>
+              <w:rPr>
+                <w:rFonts w:ascii="Calibri" w:hAnsi="Calibri"/>
+                <w:sz w:val="20"/>
+                <w:i/>
+              </w:rPr>
+              <w:t xml:space="default">0.206</w:t>
+            </w:r>
+          </w:p>
+        </w:tc>
+        <w:tc>
+          <w:tcPr>
+            <w:tcBorders>
+              <w:top w:val="single" w:space="0" w:color="TRANSPARENT"/>
+              <w:bottom w:val="single" w:space="0" w:color="TRANSPARENT"/>
+              <w:start w:val="single" w:space="0" w:color="TRANSPARENT"/>
+              <w:end w:val="single" w:space="0" w:color="TRANSPARENT"/>
+            </w:tcBorders>
+          </w:tcPr>
+          <w:p>
+            <w:pPr>
+              <w:spacing w:before="0" w:after="60"/>
+              <w:keepNext/>
+              <w:jc w:val="center"/>
+            </w:pPr>
+            <w:r>
+              <w:rPr>
+                <w:rFonts w:ascii="Calibri" w:hAnsi="Calibri"/>
+                <w:sz w:val="20"/>
+                <w:i/>
+              </w:rPr>
+              <w:t xml:space="default">0.346</w:t>
+            </w:r>
+          </w:p>
+        </w:tc>
+      </w:tr>
+      <w:tr>
+        <w:trPr>
+          <w:cantSplit/>
+        </w:trPr>
+        <w:tc>
+          <w:tcPr>
+            <w:tcBorders>
+              <w:top w:val="single" w:space="0" w:color="TRANSPARENT"/>
+              <w:bottom w:val="single" w:space="0" w:color="TRANSPARENT"/>
+              <w:start w:val="single" w:space="0" w:color="TRANSPARENT"/>
+              <w:end w:val="single" w:space="0" w:color="TRANSPARENT"/>
+            </w:tcBorders>
+          </w:tcPr>
+          <w:p>
+            <w:pPr>
+              <w:spacing w:before="0" w:after="60"/>
+              <w:keepNext/>
+              <w:jc w:val="start"/>
+            </w:pPr>
+            <w:r>
+              <w:rPr>
+                <w:rFonts w:ascii="Calibri" w:hAnsi="Calibri"/>
+                <w:sz w:val="20"/>
+                <w:i/>
+              </w:rPr>
               <w:t xml:space="default">model p</w:t>
             </w:r>
           </w:p>
@@ -2146,7 +2319,7 @@
                 <w:sz w:val="20"/>
                 <w:i/>
               </w:rPr>
-              <w:t xml:space="default">0.006</w:t>
+              <w:t xml:space="default">0.001</w:t>
             </w:r>
           </w:p>
         </w:tc>
@@ -2171,7 +2344,7 @@
                 <w:sz w:val="20"/>
                 <w:i/>
               </w:rPr>
-              <w:t xml:space="default">0.055</w:t>
+              <w:t xml:space="default">0.003</w:t>
             </w:r>
           </w:p>
         </w:tc>
@@ -2221,7 +2394,7 @@
                 <w:sz w:val="20"/>
                 <w:i/>
               </w:rPr>
-              <w:t xml:space="default">0.125</w:t>
+              <w:t xml:space="default">0.188</w:t>
             </w:r>
           </w:p>
         </w:tc>
@@ -2246,7 +2419,7 @@
                 <w:sz w:val="20"/>
                 <w:i/>
               </w:rPr>
-              <w:t xml:space="default">0.251</w:t>
+              <w:t xml:space="default">0.300</w:t>
             </w:r>
           </w:p>
         </w:tc>
